--- a/offerta_template_eng.docx
+++ b/offerta_template_eng.docx
@@ -4948,7 +4948,6 @@
               <w:rPr>
                 <w:rFonts w:ascii="Verdana" w:hAnsi="Verdana" w:cs="Arial"/>
                 <w:szCs w:val="20"/>
-                <w:highlight w:val="yellow"/>
               </w:rPr>
             </w:pPr>
             <w:proofErr w:type="spellStart"/>
@@ -4956,7 +4955,6 @@
               <w:rPr>
                 <w:rFonts w:ascii="Verdana" w:hAnsi="Verdana" w:cs="Arial"/>
                 <w:szCs w:val="20"/>
-                <w:highlight w:val="yellow"/>
               </w:rPr>
               <w:t>Unicredit</w:t>
             </w:r>
@@ -4965,7 +4963,6 @@
               <w:rPr>
                 <w:rFonts w:ascii="Verdana" w:hAnsi="Verdana" w:cs="Arial"/>
                 <w:szCs w:val="20"/>
-                <w:highlight w:val="yellow"/>
               </w:rPr>
               <w:t xml:space="preserve"> Banca </w:t>
             </w:r>
@@ -4982,7 +4979,6 @@
               <w:rPr>
                 <w:rFonts w:ascii="Verdana" w:hAnsi="Verdana" w:cs="Arial"/>
                 <w:szCs w:val="20"/>
-                <w:highlight w:val="yellow"/>
                 <w:lang w:val="en-US"/>
               </w:rPr>
             </w:pPr>
@@ -4990,7 +4986,6 @@
               <w:rPr>
                 <w:rFonts w:ascii="Verdana" w:hAnsi="Verdana" w:cs="Arial"/>
                 <w:szCs w:val="20"/>
-                <w:highlight w:val="yellow"/>
                 <w:lang w:val="en-US"/>
               </w:rPr>
               <w:lastRenderedPageBreak/>
@@ -5009,14 +5004,12 @@
               <w:rPr>
                 <w:rFonts w:ascii="Verdana" w:hAnsi="Verdana" w:cs="Arial"/>
                 <w:szCs w:val="20"/>
-                <w:highlight w:val="yellow"/>
               </w:rPr>
             </w:pPr>
             <w:r>
               <w:rPr>
                 <w:rFonts w:ascii="Verdana" w:hAnsi="Verdana" w:cs="Arial"/>
                 <w:szCs w:val="20"/>
-                <w:highlight w:val="yellow"/>
               </w:rPr>
               <w:t>SWIFT CODE: UNCRITM1N56</w:t>
             </w:r>
@@ -5032,14 +5025,12 @@
               <w:ind w:left="0" w:firstLine="0"/>
               <w:rPr>
                 <w:rFonts w:ascii="Verdana" w:hAnsi="Verdana" w:cs="Arial"/>
-                <w:highlight w:val="yellow"/>
               </w:rPr>
             </w:pPr>
             <w:r>
               <w:rPr>
                 <w:rFonts w:ascii="Verdana" w:hAnsi="Verdana" w:cs="Arial"/>
                 <w:szCs w:val="20"/>
-                <w:highlight w:val="yellow"/>
               </w:rPr>
               <w:t>IBAN CODE: IT 11 T 02008 60810 000105</w:t>
             </w:r>
@@ -5047,7 +5038,6 @@
               <w:rPr>
                 <w:rFonts w:ascii="Verdana" w:hAnsi="Verdana" w:cs="Arial"/>
                 <w:szCs w:val="20"/>
-                <w:highlight w:val="yellow"/>
               </w:rPr>
               <w:t xml:space="preserve"> </w:t>
             </w:r>
@@ -5055,7 +5045,6 @@
               <w:rPr>
                 <w:rFonts w:ascii="Verdana" w:hAnsi="Verdana" w:cs="Arial"/>
                 <w:szCs w:val="20"/>
-                <w:highlight w:val="yellow"/>
               </w:rPr>
               <w:t>397238</w:t>
             </w:r>
@@ -5104,14 +5093,12 @@
               <w:ind w:left="1077" w:hanging="1077"/>
               <w:rPr>
                 <w:rFonts w:ascii="Verdana" w:hAnsi="Verdana"/>
-                <w:highlight w:val="yellow"/>
                 <w:lang w:val="it-IT"/>
               </w:rPr>
             </w:pPr>
             <w:r>
               <w:rPr>
                 <w:rFonts w:ascii="Verdana" w:hAnsi="Verdana"/>
-                <w:highlight w:val="yellow"/>
                 <w:lang w:val="it-IT"/>
               </w:rPr>
               <w:t xml:space="preserve">RMD Srls </w:t>
@@ -5128,14 +5115,12 @@
               <w:ind w:left="1077" w:hanging="1077"/>
               <w:rPr>
                 <w:rFonts w:ascii="Verdana" w:hAnsi="Verdana"/>
-                <w:highlight w:val="yellow"/>
                 <w:lang w:val="it-IT"/>
               </w:rPr>
             </w:pPr>
             <w:r>
               <w:rPr>
                 <w:rFonts w:ascii="Verdana" w:hAnsi="Verdana"/>
-                <w:highlight w:val="yellow"/>
                 <w:lang w:val="it-IT"/>
               </w:rPr>
               <w:t>via Card. E. Dalla Costa 15</w:t>
@@ -5152,14 +5137,12 @@
               <w:ind w:left="1077" w:hanging="1077"/>
               <w:rPr>
                 <w:rFonts w:ascii="Verdana" w:hAnsi="Verdana"/>
-                <w:highlight w:val="yellow"/>
                 <w:lang w:val="it-IT"/>
               </w:rPr>
             </w:pPr>
             <w:r>
               <w:rPr>
                 <w:rFonts w:ascii="Verdana" w:hAnsi="Verdana"/>
-                <w:highlight w:val="yellow"/>
                 <w:lang w:val="it-IT"/>
               </w:rPr>
               <w:t>36015 Schio - I</w:t>
@@ -5269,19 +5252,7 @@
               <w:rPr>
                 <w:rFonts w:ascii="Verdana" w:hAnsi="Verdana"/>
               </w:rPr>
-              <w:t xml:space="preserve">[Delivery </w:t>
-            </w:r>
-            <w:r>
-              <w:rPr>
-                <w:rFonts w:ascii="Verdana" w:hAnsi="Verdana"/>
-              </w:rPr>
-              <w:t>time</w:t>
-            </w:r>
-            <w:r>
-              <w:rPr>
-                <w:rFonts w:ascii="Verdana" w:hAnsi="Verdana"/>
-              </w:rPr>
-              <w:t>]</w:t>
+              <w:t>[Delivery time]</w:t>
             </w:r>
           </w:p>
         </w:tc>
@@ -5334,19 +5305,7 @@
               <w:rPr>
                 <w:rFonts w:ascii="Verdana" w:hAnsi="Verdana"/>
               </w:rPr>
-              <w:t>[</w:t>
-            </w:r>
-            <w:r>
-              <w:rPr>
-                <w:rFonts w:ascii="Verdana" w:hAnsi="Verdana"/>
-              </w:rPr>
-              <w:t>Packing</w:t>
-            </w:r>
-            <w:r>
-              <w:rPr>
-                <w:rFonts w:ascii="Verdana" w:hAnsi="Verdana"/>
-              </w:rPr>
-              <w:t>]</w:t>
+              <w:t>[Packing]</w:t>
             </w:r>
           </w:p>
         </w:tc>
@@ -5398,19 +5357,7 @@
               <w:rPr>
                 <w:rFonts w:ascii="Verdana" w:hAnsi="Verdana"/>
               </w:rPr>
-              <w:t>[</w:t>
-            </w:r>
-            <w:r>
-              <w:rPr>
-                <w:rFonts w:ascii="Verdana" w:hAnsi="Verdana"/>
-              </w:rPr>
-              <w:t>Shipment</w:t>
-            </w:r>
-            <w:r>
-              <w:rPr>
-                <w:rFonts w:ascii="Verdana" w:hAnsi="Verdana"/>
-              </w:rPr>
-              <w:t>s]</w:t>
+              <w:t>[Shipments]</w:t>
             </w:r>
           </w:p>
         </w:tc>
@@ -5463,15 +5410,8 @@
             <w:r>
               <w:rPr>
                 <w:rFonts w:ascii="Verdana" w:hAnsi="Verdana" w:cs="Courier New"/>
-                <w:highlight w:val="yellow"/>
-              </w:rPr>
-              <w:t>12 months</w:t>
-            </w:r>
-            <w:r>
-              <w:rPr>
-                <w:rFonts w:ascii="Verdana" w:hAnsi="Verdana" w:cs="Courier New"/>
-              </w:rPr>
-              <w:t xml:space="preserve"> </w:t>
+              </w:rPr>
+              <w:t xml:space="preserve">12 months </w:t>
             </w:r>
           </w:p>
         </w:tc>
@@ -5492,6 +5432,14 @@
           <w:lang w:val="en-GB"/>
         </w:rPr>
       </w:pPr>
+      <w:r>
+        <w:rPr>
+          <w:rFonts w:cs="Courier New"/>
+          <w:sz w:val="20"/>
+          <w:lang w:val="en-GB"/>
+        </w:rPr>
+        <w:tab/>
+      </w:r>
     </w:p>
     <w:p>
       <w:pPr>
@@ -5572,6 +5520,24 @@
         </w:rPr>
         <w:t>M. Bauce</w:t>
       </w:r>
+    </w:p>
+    <w:p>
+      <w:pPr>
+        <w:tabs>
+          <w:tab w:val="left" w:pos="5387"/>
+        </w:tabs>
+        <w:autoSpaceDE w:val="0"/>
+        <w:autoSpaceDN w:val="0"/>
+        <w:adjustRightInd w:val="0"/>
+        <w:spacing w:after="0" w:line="240" w:lineRule="auto"/>
+        <w:rPr>
+          <w:i/>
+          <w:iCs/>
+          <w:sz w:val="20"/>
+          <w:szCs w:val="20"/>
+          <w:lang w:val="en-AU"/>
+        </w:rPr>
+      </w:pPr>
       <w:r>
         <w:rPr>
           <w:rFonts w:cs="Courier New"/>
@@ -5582,13 +5548,13 @@
           <w:lang w:val="it-IT" w:eastAsia="it-IT" w:bidi="ar-SA"/>
         </w:rPr>
         <w:drawing>
-          <wp:anchor distT="0" distB="0" distL="114300" distR="114300" simplePos="0" relativeHeight="251658240" behindDoc="1" locked="0" layoutInCell="1" allowOverlap="1" wp14:anchorId="5EFCD437" wp14:editId="0F4C234C">
+          <wp:anchor distT="0" distB="0" distL="114300" distR="114300" simplePos="0" relativeHeight="251659264" behindDoc="1" locked="0" layoutInCell="1" allowOverlap="1" wp14:anchorId="7B626484" wp14:editId="08B71EC8">
             <wp:simplePos x="0" y="0"/>
             <wp:positionH relativeFrom="column">
-              <wp:posOffset>4143375</wp:posOffset>
+              <wp:posOffset>3509391</wp:posOffset>
             </wp:positionH>
             <wp:positionV relativeFrom="paragraph">
-              <wp:posOffset>0</wp:posOffset>
+              <wp:posOffset>10287</wp:posOffset>
             </wp:positionV>
             <wp:extent cx="1750695" cy="736600"/>
             <wp:effectExtent l="0" t="0" r="1905" b="0"/>
@@ -5678,6 +5644,22 @@
           <w:sz w:val="20"/>
           <w:szCs w:val="20"/>
           <w:lang w:val="en-AU"/>
+        </w:rPr>
+      </w:pPr>
+    </w:p>
+    <w:p>
+      <w:pPr>
+        <w:tabs>
+          <w:tab w:val="left" w:pos="5387"/>
+        </w:tabs>
+        <w:autoSpaceDE w:val="0"/>
+        <w:autoSpaceDN w:val="0"/>
+        <w:adjustRightInd w:val="0"/>
+        <w:spacing w:after="0" w:line="240" w:lineRule="auto"/>
+        <w:rPr>
+          <w:rFonts w:cs="Courier New"/>
+          <w:sz w:val="20"/>
+          <w:lang w:val="en-GB"/>
         </w:rPr>
       </w:pPr>
     </w:p>
